--- a/Nop_Final_PhanChauTrinh_HT2026/02_Abstract_TiengAnh.docx
+++ b/Nop_Final_PhanChauTrinh_HT2026/02_Abstract_TiengAnh.docx
@@ -425,7 +425,7 @@
           <w:szCs w:val="24"/>
           <w14:ligatures w14:val="none"/>
         </w:rPr>
-        <w:t>Large language models (LLMs) may state doses or thresholds from foreign or superseded guidelines instead of current Vietnamese Ministry of Health (MoH) guidelines; the extent and sources of such deviations are unclear.</w:t>
+        <w:t>Large language models (LLMs) may give drug doses or diagnostic thresholds from foreign or superseded guidelines instead of current Vietnamese Ministry of Health (MoH) guidelines; because such values exist in other guidelines, learners and clinicians may not notice. The extent and sources of these deviations are unclear.</w:t>
       </w:r>
     </w:p>
     <w:p>
@@ -486,7 +486,7 @@
           <w:szCs w:val="24"/>
           <w14:ligatures w14:val="none"/>
         </w:rPr>
-        <w:t>To pilot a method for measuring these deviations and tracing their sources.</w:t>
+        <w:t>To pilot a method that measures how often an LLM gives the current MoH value, traces wrong answers to their sources, benchmarked against a chance-match level, and compares question languages and prompting conditions.</w:t>
       </w:r>
     </w:p>
     <w:p>
@@ -546,7 +546,7 @@
           <w:szCs w:val="24"/>
           <w14:ligatures w14:val="none"/>
         </w:rPr>
-        <w:t>We analysed 61 purposively selected recommendations, quoted verbatim from 12 MoH documents in force. Comparison values were named foreign guideline values, superseded MoH values (where available) and decoys (pre-specified false values for estimating chance matches). Qwen3-8B, a small open model, answered in Vietnamese and English under three conditions: no country cue, an explicit MoH cue, or the relevant MoH passage. Answers were graded using pre-specified rules; quotations and grades were rechecked by AI only.</w:t>
+        <w:t>Pilot design: we analysed 61 purposively selected recommendations (of 65) from 12 MoH documents in force, quoted verbatim with page numbers. Three groups: conflict (20; differing from at least one named foreign guideline; 15 of these had a decoy, a pre-specified false value for estimating chance matches), version (20; each with an older MoH version) and concordant (the remaining 21; matching foreign guidelines). Qwen3-8B (a small open model, four-bit quantised, run on a laptop) gave short answers in Vietnamese and English under three conditions: no country cue, an MoH cue and the relevant MoH passage. Answers were graded by pre-specified rules; only an AI (Claude) checked the quotations and all 390 short answers (two blinded passes with an AI referee, used for a sensitivity analysis). Statistics: Clopper–Pearson 95% confidence intervals (CIs); exact McNemar tests pairing the MoH-cue and passage conditions (exploratory; added post hoc, after the sealed outputs were opened).</w:t>
       </w:r>
     </w:p>
     <w:p>
@@ -606,7 +606,7 @@
           <w:szCs w:val="24"/>
           <w14:ligatures w14:val="none"/>
         </w:rPr>
-        <w:t>In Vietnamese with the MoH cue, for 20 recommendations differing from at least one named foreign guideline, 7 answers were correct (35.0%; 95% CI 15.4%–59.2%), 2 matched a foreign value, 7 matched no recorded source, and in 4 the rule grader could not extract a value. Among the 15 of these with a decoy, foreign versus decoy matches were 2 versus 0. For 20 other recommendations with an older version, 3 answers matched the superseded value. With the MoH passage, 13/20 were correct (exploratory McNemar p = 0.15).</w:t>
+        <w:t>In Vietnamese with the MoH cue, 7/20 conflict-group answers were correct (95% CI 15.4%–59.2%); 2 matched a foreign value, 7 matched no recorded source, and in 4 the rule grader could not read a value (sensitivity analysis with AI-adjudicated labels: 8/20 correct). With the same cue, 9/21 concordant answers were correct and 3/20 version-group answers matched a superseded MoH value. Among the 15 recommendations with a decoy, 2 answers matched a foreign value and 0 matched the decoy. In the conflict group in Vietnamese, 2/20 answers were correct without a country cue and 13/20 with the passage; versus the MoH cue, 9 changed from wrong to correct and 3 from correct to wrong (exploratory McNemar p = 0.15). In the same group in English, the three conditions gave 3/20, 5/20 and 13/20 correct answers (exploratory McNemar p = 0.02).</w:t>
       </w:r>
     </w:p>
     <w:p>
@@ -670,7 +670,7 @@
           <w:szCs w:val="24"/>
           <w14:ligatures w14:val="none"/>
         </w:rPr>
-        <w:t>Most errors matched no recorded source; foreign-guideline matches were not shown to exceed the chance (decoy) level; errors remained even with the MoH passage. These results are preliminary and have not been reviewed by clinicians.</w:t>
+        <w:t>Most wrong answers matched no recorded source, and foreign-guideline matches were not shown to exceed the chance (decoy) level. With the MoH cue, the concordant group also had fewer than half of its answers correct. With the MoH passage, more answers were correct but errors remained; learners and clinicians should check any value an LLM states against the current MoH guideline. Limitations: small purposive sample, one model, AI-only checking, no clinician review, many decoys rated implausible by AI; a correct answer may also coincide with a foreign value. Next: a main study, to be pre-registered, on the current MoH guideline corpus with several open models.</w:t>
       </w:r>
     </w:p>
     <w:p>
